--- a/docs/report/CampusDesk_Internship_Report_Johan_Eljo.docx
+++ b/docs/report/CampusDesk_Internship_Report_Johan_Eljo.docx
@@ -2584,7 +2584,7 @@
     <w:p/>
     <w:p>
       <w:r>
-        <w:t>API evidence timestamp: 2026-10-26T17:10:37.126Z. Browser evidence timestamp: 2026-10-26T17:11:25.628Z. The browser run completed in approximately 31 seconds on the development machine; this is test-suite duration, not an application response-time benchmark.</w:t>
+        <w:t>API evidence timestamp: 2026-10-26T17:10:37.126Z. Browser evidence timestamp: 2026-10-26T17:27:22.383Z. The browser run completed in approximately 47 seconds on the development machine; this is test-suite duration, not an application response-time benchmark.</w:t>
       </w:r>
     </w:p>
     <w:p>
